--- a/src/hotel_report/templates/hotel_comparison_report.docx
+++ b/src/hotel_report/templates/hotel_comparison_report.docx
@@ -769,7 +769,7 @@
         <w:rPr>
           <w:b/>
         </w:rPr>
-        <w:t xml:space="preserve">Distance from {{ venue_name }}: {{ hotel.distance_from_venue }} miles</w:t>
+        <w:t xml:space="preserve">Distance from {{ venue_name }}: {{ hotel.distance_from_venue }}</w:t>
       </w:r>
     </w:p>
     <w:p>
@@ -794,7 +794,7 @@
         <w:rPr>
           <w:b/>
         </w:rPr>
-        <w:t xml:space="preserve"> prior to arrival</w:t>
+        <w:t xml:space="preserve"/>
       </w:r>
     </w:p>
     <w:p>
@@ -827,7 +827,7 @@
           <w:color w:val="808080"/>
           <w:sz w:val="18"/>
         </w:rPr>
-        <w:t>JC Room Blocks, P.O. Box 2661, Canyon Country, CA 91386 / 818-406-2351 / Info@JCRoomBlcoks.com / www.JCRoomBlocks.com</w:t>
+        <w:t xml:space="preserve">JC Room Blocks, P.O. Box 2661, Canyon Country, CA 91386 / 818-406-2351 / Info@JCRoomBlocks.com / www.JCRoomBlocks.com</w:t>
       </w:r>
     </w:p>
     <w:sectPr>
